--- a/frontend/src/廠商投標表單/[一般工程]工程採購契約-114.9.3.docx
+++ b/frontend/src/廠商投標表單/[一般工程]工程採購契約-114.9.3.docx
@@ -1112,17 +1112,7 @@
           <w:sz w:val="28"/>
           <w:szCs w:val="28"/>
         </w:rPr>
-        <w:t>（以下簡稱廠商）雙方同意依政府採購法（以下簡稱採購法）及其主管機關訂定之規定訂定本契約，共</w:t>
-      </w:r>
-      <w:bookmarkStart w:id="0" w:name="_GoBack"/>
-      <w:bookmarkEnd w:id="0"/>
-      <w:r>
-        <w:rPr>
-          <w:rFonts w:ascii="標楷體" w:eastAsia="標楷體" w:hAnsi="標楷體" w:cs="標楷體"/>
-          <w:sz w:val="28"/>
-          <w:szCs w:val="28"/>
-        </w:rPr>
-        <w:t>同遵守，其條款如下：</w:t>
+        <w:t>（以下簡稱廠商）雙方同意依政府採購法（以下簡稱採購法）及其主管機關訂定之規定訂定本契約，共同遵守，其條款如下：</w:t>
       </w:r>
     </w:p>
     <w:p>
@@ -4211,6 +4201,8 @@
       <w:r>
         <w:t>□由機關另案招標，契約價金不含營建土石方處理費用；誤列為履約項目者，該部分金額不予給付。</w:t>
       </w:r>
+      <w:bookmarkStart w:id="0" w:name="_GoBack"/>
+      <w:bookmarkEnd w:id="0"/>
     </w:p>
     <w:p>
       <w:pPr>
@@ -4223,10 +4215,18 @@
         <w:rPr>
           <w:color w:val="0070C0"/>
         </w:rPr>
-        <w:t>(廿四)本案如有瀝青混凝土（AC）刨除者，其刨除料為機關所有，廠商應運送至機關指定處所＿＿＿＿（由機關於招標時載明）卸載，並由機</w:t>
-      </w:r>
-      <w:r>
-        <w:rPr>
+        <w:t>(廿四)</w:t>
+      </w:r>
+      <w:r>
+        <w:rPr>
+          <w:strike/>
+          <w:color w:val="0070C0"/>
+        </w:rPr>
+        <w:t>本案如有瀝青混凝土（AC）刨除者，其刨除料為機關所有，廠商應運送至機關指定處所＿＿＿＿（由機關於招標時載明）卸載，並由機</w:t>
+      </w:r>
+      <w:r>
+        <w:rPr>
+          <w:strike/>
           <w:color w:val="0070C0"/>
         </w:rPr>
         <w:lastRenderedPageBreak/>
@@ -8679,12 +8679,12 @@
       </w:r>
       <w:smartTag w:uri="urn:schemas-microsoft-com:office:smarttags" w:element="chmetcnv">
         <w:smartTagPr>
+          <w:attr w:name="UnitName" w:val="公尺"/>
+          <w:attr w:name="SourceValue" w:val="20"/>
+          <w:attr w:name="HasSpace" w:val="False"/>
+          <w:attr w:name="Negative" w:val="False"/>
+          <w:attr w:name="NumberType" w:val="1"/>
           <w:attr w:name="TCSC" w:val="0"/>
-          <w:attr w:name="NumberType" w:val="1"/>
-          <w:attr w:name="Negative" w:val="False"/>
-          <w:attr w:name="HasSpace" w:val="False"/>
-          <w:attr w:name="SourceValue" w:val="20"/>
-          <w:attr w:name="UnitName" w:val="公尺"/>
         </w:smartTagPr>
         <w:r>
           <w:rPr>
@@ -8762,12 +8762,12 @@
       </w:r>
       <w:smartTag w:uri="urn:schemas-microsoft-com:office:smarttags" w:element="chmetcnv">
         <w:smartTagPr>
+          <w:attr w:name="UnitName" w:val="公斤"/>
+          <w:attr w:name="SourceValue" w:val="75"/>
+          <w:attr w:name="HasSpace" w:val="False"/>
+          <w:attr w:name="Negative" w:val="False"/>
+          <w:attr w:name="NumberType" w:val="1"/>
           <w:attr w:name="TCSC" w:val="0"/>
-          <w:attr w:name="NumberType" w:val="1"/>
-          <w:attr w:name="Negative" w:val="False"/>
-          <w:attr w:name="HasSpace" w:val="False"/>
-          <w:attr w:name="SourceValue" w:val="75"/>
-          <w:attr w:name="UnitName" w:val="公斤"/>
         </w:smartTagPr>
         <w:r>
           <w:rPr>
@@ -8828,12 +8828,12 @@
       </w:r>
       <w:smartTag w:uri="urn:schemas-microsoft-com:office:smarttags" w:element="chmetcnv">
         <w:smartTagPr>
+          <w:attr w:name="UnitName" w:val="公尺"/>
+          <w:attr w:name="SourceValue" w:val="1.5"/>
+          <w:attr w:name="HasSpace" w:val="False"/>
+          <w:attr w:name="Negative" w:val="False"/>
+          <w:attr w:name="NumberType" w:val="1"/>
           <w:attr w:name="TCSC" w:val="0"/>
-          <w:attr w:name="NumberType" w:val="1"/>
-          <w:attr w:name="Negative" w:val="False"/>
-          <w:attr w:name="HasSpace" w:val="False"/>
-          <w:attr w:name="SourceValue" w:val="1.5"/>
-          <w:attr w:name="UnitName" w:val="公尺"/>
         </w:smartTagPr>
         <w:r>
           <w:rPr>
@@ -9653,11 +9653,11 @@
       </w:r>
       <w:smartTag w:uri="urn:schemas-microsoft-com:office:smarttags" w:element="chsdate">
         <w:smartTagPr>
+          <w:attr w:name="IsROCDate" w:val="False"/>
+          <w:attr w:name="IsLunarDate" w:val="False"/>
+          <w:attr w:name="Day" w:val="30"/>
+          <w:attr w:name="Month" w:val="12"/>
           <w:attr w:name="Year" w:val="1899"/>
-          <w:attr w:name="Month" w:val="12"/>
-          <w:attr w:name="Day" w:val="30"/>
-          <w:attr w:name="IsLunarDate" w:val="False"/>
-          <w:attr w:name="IsROCDate" w:val="False"/>
         </w:smartTagPr>
         <w:r>
           <w:rPr>
@@ -11984,12 +11984,12 @@
       </w:r>
       <w:smartTag w:uri="urn:schemas-microsoft-com:office:smarttags" w:element="chmetcnv">
         <w:smartTagPr>
+          <w:attr w:name="UnitName" w:val="公分"/>
+          <w:attr w:name="SourceValue" w:val="500"/>
+          <w:attr w:name="HasSpace" w:val="False"/>
+          <w:attr w:name="Negative" w:val="False"/>
+          <w:attr w:name="NumberType" w:val="1"/>
           <w:attr w:name="TCSC" w:val="0"/>
-          <w:attr w:name="NumberType" w:val="1"/>
-          <w:attr w:name="Negative" w:val="False"/>
-          <w:attr w:name="HasSpace" w:val="False"/>
-          <w:attr w:name="SourceValue" w:val="500"/>
-          <w:attr w:name="UnitName" w:val="公分"/>
         </w:smartTagPr>
         <w:r>
           <w:rPr>
@@ -12008,12 +12008,12 @@
       </w:r>
       <w:smartTag w:uri="urn:schemas-microsoft-com:office:smarttags" w:element="chmetcnv">
         <w:smartTagPr>
+          <w:attr w:name="UnitName" w:val="公分"/>
+          <w:attr w:name="SourceValue" w:val="320"/>
+          <w:attr w:name="HasSpace" w:val="False"/>
+          <w:attr w:name="Negative" w:val="False"/>
+          <w:attr w:name="NumberType" w:val="1"/>
           <w:attr w:name="TCSC" w:val="0"/>
-          <w:attr w:name="NumberType" w:val="1"/>
-          <w:attr w:name="Negative" w:val="False"/>
-          <w:attr w:name="HasSpace" w:val="False"/>
-          <w:attr w:name="SourceValue" w:val="320"/>
-          <w:attr w:name="UnitName" w:val="公分"/>
         </w:smartTagPr>
         <w:r>
           <w:rPr>
@@ -12032,12 +12032,12 @@
       </w:r>
       <w:smartTag w:uri="urn:schemas-microsoft-com:office:smarttags" w:element="chmetcnv">
         <w:smartTagPr>
+          <w:attr w:name="UnitName" w:val="公分"/>
+          <w:attr w:name="SourceValue" w:val="170"/>
+          <w:attr w:name="HasSpace" w:val="False"/>
+          <w:attr w:name="Negative" w:val="False"/>
+          <w:attr w:name="NumberType" w:val="1"/>
           <w:attr w:name="TCSC" w:val="0"/>
-          <w:attr w:name="NumberType" w:val="1"/>
-          <w:attr w:name="Negative" w:val="False"/>
-          <w:attr w:name="HasSpace" w:val="False"/>
-          <w:attr w:name="SourceValue" w:val="170"/>
-          <w:attr w:name="UnitName" w:val="公分"/>
         </w:smartTagPr>
         <w:r>
           <w:rPr>
@@ -12056,12 +12056,12 @@
       </w:r>
       <w:smartTag w:uri="urn:schemas-microsoft-com:office:smarttags" w:element="chmetcnv">
         <w:smartTagPr>
+          <w:attr w:name="UnitName" w:val="公分"/>
+          <w:attr w:name="SourceValue" w:val="120"/>
+          <w:attr w:name="HasSpace" w:val="False"/>
+          <w:attr w:name="Negative" w:val="False"/>
+          <w:attr w:name="NumberType" w:val="1"/>
           <w:attr w:name="TCSC" w:val="0"/>
-          <w:attr w:name="NumberType" w:val="1"/>
-          <w:attr w:name="Negative" w:val="False"/>
-          <w:attr w:name="HasSpace" w:val="False"/>
-          <w:attr w:name="SourceValue" w:val="120"/>
-          <w:attr w:name="UnitName" w:val="公分"/>
         </w:smartTagPr>
         <w:r>
           <w:rPr>
@@ -12080,12 +12080,12 @@
       </w:r>
       <w:smartTag w:uri="urn:schemas-microsoft-com:office:smarttags" w:element="chmetcnv">
         <w:smartTagPr>
+          <w:attr w:name="UnitName" w:val="公分"/>
+          <w:attr w:name="SourceValue" w:val="75"/>
+          <w:attr w:name="HasSpace" w:val="False"/>
+          <w:attr w:name="Negative" w:val="False"/>
+          <w:attr w:name="NumberType" w:val="1"/>
           <w:attr w:name="TCSC" w:val="0"/>
-          <w:attr w:name="NumberType" w:val="1"/>
-          <w:attr w:name="Negative" w:val="False"/>
-          <w:attr w:name="HasSpace" w:val="False"/>
-          <w:attr w:name="SourceValue" w:val="75"/>
-          <w:attr w:name="UnitName" w:val="公分"/>
         </w:smartTagPr>
         <w:r>
           <w:rPr>
@@ -16856,11 +16856,11 @@
       </w:r>
       <w:smartTag w:uri="urn:schemas-microsoft-com:office:smarttags" w:element="chsdate">
         <w:smartTagPr>
+          <w:attr w:name="Year" w:val="1899"/>
+          <w:attr w:name="Month" w:val="12"/>
+          <w:attr w:name="Day" w:val="30"/>
+          <w:attr w:name="IsLunarDate" w:val="False"/>
           <w:attr w:name="IsROCDate" w:val="False"/>
-          <w:attr w:name="IsLunarDate" w:val="False"/>
-          <w:attr w:name="Day" w:val="30"/>
-          <w:attr w:name="Month" w:val="12"/>
-          <w:attr w:name="Year" w:val="1899"/>
         </w:smartTagPr>
         <w:r>
           <w:rPr>
@@ -22013,7 +22013,7 @@
                                       </pic:cNvPicPr>
                                     </pic:nvPicPr>
                                     <pic:blipFill>
-                                      <a:blip r:embed="rId8">
+                                      <a:blip r:embed="rId9">
                                         <a:extLst>
                                           <a:ext uri="{28A0092B-C50C-407E-A947-70E740481C1C}">
                                             <a14:useLocalDpi xmlns:a14="http://schemas.microsoft.com/office/drawing/2010/main" val="0"/>
@@ -23182,8 +23182,8 @@
       </w:pPr>
     </w:p>
     <w:sectPr>
-      <w:headerReference w:type="default" r:id="rId9"/>
-      <w:footerReference w:type="default" r:id="rId10"/>
+      <w:headerReference w:type="default" r:id="rId10"/>
+      <w:footerReference w:type="default" r:id="rId11"/>
       <w:pgSz w:w="11906" w:h="16838"/>
       <w:pgMar w:top="1247" w:right="1247" w:bottom="1247" w:left="1247" w:header="851" w:footer="851" w:gutter="0"/>
       <w:cols w:space="720"/>
@@ -23252,7 +23252,7 @@
         <w:rFonts w:eastAsia="標楷體"/>
         <w:noProof/>
       </w:rPr>
-      <w:t>22</w:t>
+      <w:t>28</w:t>
     </w:r>
     <w:r>
       <w:rPr>
@@ -27994,7 +27994,7 @@
 </file>
 
 <file path=customXml/itemProps1.xml><?xml version="1.0" encoding="utf-8"?>
-<ds:datastoreItem xmlns:ds="http://schemas.openxmlformats.org/officeDocument/2006/customXml" ds:itemID="{6E90E837-6CCE-4B90-B4F8-48E6129F9DF2}">
+<ds:datastoreItem xmlns:ds="http://schemas.openxmlformats.org/officeDocument/2006/customXml" ds:itemID="{A7CAE2BF-6402-467A-8CDF-FA6D9ABA19C9}">
   <ds:schemaRefs>
     <ds:schemaRef ds:uri="http://schemas.openxmlformats.org/officeDocument/2006/bibliography"/>
   </ds:schemaRefs>

--- a/frontend/src/廠商投標表單/[一般工程]工程採購契約-114.9.3.docx
+++ b/frontend/src/廠商投標表單/[一般工程]工程採購契約-114.9.3.docx
@@ -4201,8 +4201,6 @@
       <w:r>
         <w:t>□由機關另案招標，契約價金不含營建土石方處理費用；誤列為履約項目者，該部分金額不予給付。</w:t>
       </w:r>
-      <w:bookmarkStart w:id="0" w:name="_GoBack"/>
-      <w:bookmarkEnd w:id="0"/>
     </w:p>
     <w:p>
       <w:pPr>
@@ -7818,16 +7816,16 @@
         </w:rPr>
         <w:t>；地址：</w:t>
       </w:r>
-      <w:bookmarkStart w:id="1" w:name="_Hlk51921426"/>
+      <w:bookmarkStart w:id="0" w:name="_Hlk51921426"/>
       <w:r>
         <w:rPr>
           <w:rFonts w:hint="eastAsia"/>
           <w:color w:val="FF0000"/>
           <w:u w:val="single"/>
         </w:rPr>
-        <w:t>臺北市信義區松仁路3號9樓（中油大樓）</w:t>
-      </w:r>
-      <w:bookmarkEnd w:id="1"/>
+        <w:t>臺北市信義區松仁路3號9樓</w:t>
+      </w:r>
+      <w:bookmarkEnd w:id="0"/>
       <w:r>
         <w:rPr>
           <w:rFonts w:hint="eastAsia"/>
@@ -7836,15 +7834,72 @@
         </w:rPr>
         <w:t>；電話：</w:t>
       </w:r>
-      <w:bookmarkStart w:id="2" w:name="_Hlk51921434"/>
+      <w:bookmarkStart w:id="1" w:name="_Hlk51921434"/>
       <w:r>
         <w:rPr>
           <w:rFonts w:hint="eastAsia"/>
           <w:color w:val="FF0000"/>
           <w:u w:val="single"/>
         </w:rPr>
-        <w:t>02-87897530</w:t>
-      </w:r>
+        <w:t>(</w:t>
+      </w:r>
+      <w:r>
+        <w:rPr>
+          <w:rFonts w:hint="eastAsia"/>
+          <w:color w:val="FF0000"/>
+          <w:u w:val="single"/>
+        </w:rPr>
+        <w:t>02</w:t>
+      </w:r>
+      <w:r>
+        <w:rPr>
+          <w:rFonts w:hint="eastAsia"/>
+          <w:color w:val="FF0000"/>
+          <w:u w:val="single"/>
+        </w:rPr>
+        <w:t>)</w:t>
+      </w:r>
+      <w:r>
+        <w:rPr>
+          <w:rFonts w:hint="eastAsia"/>
+          <w:color w:val="FF0000"/>
+          <w:u w:val="single"/>
+        </w:rPr>
+        <w:t>-8789</w:t>
+      </w:r>
+      <w:r>
+        <w:rPr>
+          <w:rFonts w:hint="eastAsia"/>
+          <w:color w:val="FF0000"/>
+          <w:u w:val="single"/>
+        </w:rPr>
+        <w:t>-</w:t>
+      </w:r>
+      <w:r>
+        <w:rPr>
+          <w:rFonts w:hint="eastAsia"/>
+          <w:color w:val="FF0000"/>
+          <w:u w:val="single"/>
+        </w:rPr>
+        <w:t>7530</w:t>
+      </w:r>
+      <w:bookmarkEnd w:id="1"/>
+      <w:r>
+        <w:rPr>
+          <w:rFonts w:hint="eastAsia"/>
+          <w:color w:val="FF0000"/>
+          <w:u w:val="single"/>
+        </w:rPr>
+        <w:t>，傳真</w:t>
+      </w:r>
+      <w:r>
+        <w:rPr>
+          <w:color w:val="FF0000"/>
+          <w:u w:val="single"/>
+        </w:rPr>
+        <w:t>: (02)8789-7514</w:t>
+      </w:r>
+      <w:bookmarkStart w:id="2" w:name="_GoBack"/>
       <w:bookmarkEnd w:id="2"/>
       <w:r>
         <w:t>。</w:t>
@@ -8679,12 +8734,12 @@
       </w:r>
       <w:smartTag w:uri="urn:schemas-microsoft-com:office:smarttags" w:element="chmetcnv">
         <w:smartTagPr>
+          <w:attr w:name="TCSC" w:val="0"/>
+          <w:attr w:name="NumberType" w:val="1"/>
+          <w:attr w:name="Negative" w:val="False"/>
+          <w:attr w:name="HasSpace" w:val="False"/>
+          <w:attr w:name="SourceValue" w:val="20"/>
           <w:attr w:name="UnitName" w:val="公尺"/>
-          <w:attr w:name="SourceValue" w:val="20"/>
-          <w:attr w:name="HasSpace" w:val="False"/>
-          <w:attr w:name="Negative" w:val="False"/>
-          <w:attr w:name="NumberType" w:val="1"/>
-          <w:attr w:name="TCSC" w:val="0"/>
         </w:smartTagPr>
         <w:r>
           <w:rPr>
@@ -8762,12 +8817,12 @@
       </w:r>
       <w:smartTag w:uri="urn:schemas-microsoft-com:office:smarttags" w:element="chmetcnv">
         <w:smartTagPr>
+          <w:attr w:name="TCSC" w:val="0"/>
+          <w:attr w:name="NumberType" w:val="1"/>
+          <w:attr w:name="Negative" w:val="False"/>
+          <w:attr w:name="HasSpace" w:val="False"/>
+          <w:attr w:name="SourceValue" w:val="75"/>
           <w:attr w:name="UnitName" w:val="公斤"/>
-          <w:attr w:name="SourceValue" w:val="75"/>
-          <w:attr w:name="HasSpace" w:val="False"/>
-          <w:attr w:name="Negative" w:val="False"/>
-          <w:attr w:name="NumberType" w:val="1"/>
-          <w:attr w:name="TCSC" w:val="0"/>
         </w:smartTagPr>
         <w:r>
           <w:rPr>
@@ -8828,12 +8883,12 @@
       </w:r>
       <w:smartTag w:uri="urn:schemas-microsoft-com:office:smarttags" w:element="chmetcnv">
         <w:smartTagPr>
+          <w:attr w:name="TCSC" w:val="0"/>
+          <w:attr w:name="NumberType" w:val="1"/>
+          <w:attr w:name="Negative" w:val="False"/>
+          <w:attr w:name="HasSpace" w:val="False"/>
+          <w:attr w:name="SourceValue" w:val="1.5"/>
           <w:attr w:name="UnitName" w:val="公尺"/>
-          <w:attr w:name="SourceValue" w:val="1.5"/>
-          <w:attr w:name="HasSpace" w:val="False"/>
-          <w:attr w:name="Negative" w:val="False"/>
-          <w:attr w:name="NumberType" w:val="1"/>
-          <w:attr w:name="TCSC" w:val="0"/>
         </w:smartTagPr>
         <w:r>
           <w:rPr>
@@ -9653,11 +9708,11 @@
       </w:r>
       <w:smartTag w:uri="urn:schemas-microsoft-com:office:smarttags" w:element="chsdate">
         <w:smartTagPr>
+          <w:attr w:name="Year" w:val="1899"/>
+          <w:attr w:name="Month" w:val="12"/>
+          <w:attr w:name="Day" w:val="30"/>
+          <w:attr w:name="IsLunarDate" w:val="False"/>
           <w:attr w:name="IsROCDate" w:val="False"/>
-          <w:attr w:name="IsLunarDate" w:val="False"/>
-          <w:attr w:name="Day" w:val="30"/>
-          <w:attr w:name="Month" w:val="12"/>
-          <w:attr w:name="Year" w:val="1899"/>
         </w:smartTagPr>
         <w:r>
           <w:rPr>
@@ -11984,12 +12039,12 @@
       </w:r>
       <w:smartTag w:uri="urn:schemas-microsoft-com:office:smarttags" w:element="chmetcnv">
         <w:smartTagPr>
+          <w:attr w:name="TCSC" w:val="0"/>
+          <w:attr w:name="NumberType" w:val="1"/>
+          <w:attr w:name="Negative" w:val="False"/>
+          <w:attr w:name="HasSpace" w:val="False"/>
+          <w:attr w:name="SourceValue" w:val="500"/>
           <w:attr w:name="UnitName" w:val="公分"/>
-          <w:attr w:name="SourceValue" w:val="500"/>
-          <w:attr w:name="HasSpace" w:val="False"/>
-          <w:attr w:name="Negative" w:val="False"/>
-          <w:attr w:name="NumberType" w:val="1"/>
-          <w:attr w:name="TCSC" w:val="0"/>
         </w:smartTagPr>
         <w:r>
           <w:rPr>
@@ -12008,12 +12063,12 @@
       </w:r>
       <w:smartTag w:uri="urn:schemas-microsoft-com:office:smarttags" w:element="chmetcnv">
         <w:smartTagPr>
+          <w:attr w:name="TCSC" w:val="0"/>
+          <w:attr w:name="NumberType" w:val="1"/>
+          <w:attr w:name="Negative" w:val="False"/>
+          <w:attr w:name="HasSpace" w:val="False"/>
+          <w:attr w:name="SourceValue" w:val="320"/>
           <w:attr w:name="UnitName" w:val="公分"/>
-          <w:attr w:name="SourceValue" w:val="320"/>
-          <w:attr w:name="HasSpace" w:val="False"/>
-          <w:attr w:name="Negative" w:val="False"/>
-          <w:attr w:name="NumberType" w:val="1"/>
-          <w:attr w:name="TCSC" w:val="0"/>
         </w:smartTagPr>
         <w:r>
           <w:rPr>
@@ -12032,12 +12087,12 @@
       </w:r>
       <w:smartTag w:uri="urn:schemas-microsoft-com:office:smarttags" w:element="chmetcnv">
         <w:smartTagPr>
+          <w:attr w:name="TCSC" w:val="0"/>
+          <w:attr w:name="NumberType" w:val="1"/>
+          <w:attr w:name="Negative" w:val="False"/>
+          <w:attr w:name="HasSpace" w:val="False"/>
+          <w:attr w:name="SourceValue" w:val="170"/>
           <w:attr w:name="UnitName" w:val="公分"/>
-          <w:attr w:name="SourceValue" w:val="170"/>
-          <w:attr w:name="HasSpace" w:val="False"/>
-          <w:attr w:name="Negative" w:val="False"/>
-          <w:attr w:name="NumberType" w:val="1"/>
-          <w:attr w:name="TCSC" w:val="0"/>
         </w:smartTagPr>
         <w:r>
           <w:rPr>
@@ -12056,12 +12111,12 @@
       </w:r>
       <w:smartTag w:uri="urn:schemas-microsoft-com:office:smarttags" w:element="chmetcnv">
         <w:smartTagPr>
+          <w:attr w:name="TCSC" w:val="0"/>
+          <w:attr w:name="NumberType" w:val="1"/>
+          <w:attr w:name="Negative" w:val="False"/>
+          <w:attr w:name="HasSpace" w:val="False"/>
+          <w:attr w:name="SourceValue" w:val="120"/>
           <w:attr w:name="UnitName" w:val="公分"/>
-          <w:attr w:name="SourceValue" w:val="120"/>
-          <w:attr w:name="HasSpace" w:val="False"/>
-          <w:attr w:name="Negative" w:val="False"/>
-          <w:attr w:name="NumberType" w:val="1"/>
-          <w:attr w:name="TCSC" w:val="0"/>
         </w:smartTagPr>
         <w:r>
           <w:rPr>
@@ -12080,12 +12135,12 @@
       </w:r>
       <w:smartTag w:uri="urn:schemas-microsoft-com:office:smarttags" w:element="chmetcnv">
         <w:smartTagPr>
+          <w:attr w:name="TCSC" w:val="0"/>
+          <w:attr w:name="NumberType" w:val="1"/>
+          <w:attr w:name="Negative" w:val="False"/>
+          <w:attr w:name="HasSpace" w:val="False"/>
+          <w:attr w:name="SourceValue" w:val="75"/>
           <w:attr w:name="UnitName" w:val="公分"/>
-          <w:attr w:name="SourceValue" w:val="75"/>
-          <w:attr w:name="HasSpace" w:val="False"/>
-          <w:attr w:name="Negative" w:val="False"/>
-          <w:attr w:name="NumberType" w:val="1"/>
-          <w:attr w:name="TCSC" w:val="0"/>
         </w:smartTagPr>
         <w:r>
           <w:rPr>
@@ -16856,11 +16911,11 @@
       </w:r>
       <w:smartTag w:uri="urn:schemas-microsoft-com:office:smarttags" w:element="chsdate">
         <w:smartTagPr>
+          <w:attr w:name="IsROCDate" w:val="False"/>
+          <w:attr w:name="IsLunarDate" w:val="False"/>
+          <w:attr w:name="Day" w:val="30"/>
+          <w:attr w:name="Month" w:val="12"/>
           <w:attr w:name="Year" w:val="1899"/>
-          <w:attr w:name="Month" w:val="12"/>
-          <w:attr w:name="Day" w:val="30"/>
-          <w:attr w:name="IsLunarDate" w:val="False"/>
-          <w:attr w:name="IsROCDate" w:val="False"/>
         </w:smartTagPr>
         <w:r>
           <w:rPr>
@@ -23252,7 +23307,7 @@
         <w:rFonts w:eastAsia="標楷體"/>
         <w:noProof/>
       </w:rPr>
-      <w:t>28</w:t>
+      <w:t>52</w:t>
     </w:r>
     <w:r>
       <w:rPr>
@@ -27994,7 +28049,7 @@
 </file>
 
 <file path=customXml/itemProps1.xml><?xml version="1.0" encoding="utf-8"?>
-<ds:datastoreItem xmlns:ds="http://schemas.openxmlformats.org/officeDocument/2006/customXml" ds:itemID="{A7CAE2BF-6402-467A-8CDF-FA6D9ABA19C9}">
+<ds:datastoreItem xmlns:ds="http://schemas.openxmlformats.org/officeDocument/2006/customXml" ds:itemID="{4EA135E1-3C9D-4280-8A27-283AFD517484}">
   <ds:schemaRefs>
     <ds:schemaRef ds:uri="http://schemas.openxmlformats.org/officeDocument/2006/bibliography"/>
   </ds:schemaRefs>
